--- a/Quanta, Actually - SERIES/QED Course/chapters/Lesson 52 External Spinors and Polarization.docx
+++ b/Quanta, Actually - SERIES/QED Course/chapters/Lesson 52 External Spinors and Polarization.docx
@@ -17,7 +17,7 @@
         <w:jc w:val="center"/>
       </w:pPr>
       <w:r>
-        <w:t>Lesson 52 of the Complete Quantum Electrodynamics Course</w:t>
+        <w:t>Lesson 52 of Quantum, Actually, Volume 2: A QED Course</w:t>
       </w:r>
     </w:p>
     <w:p>
@@ -74,7 +74,52 @@
     </w:p>
     <w:p>
       <w:r>
-        <w:t>Lesson 21 built a complete toolkit of gamma-matrix trace identities and previewed, without deriving, that they would be needed "for computing |amplitude|² summed over spins" in this lesson. Lesson 22 built the completeness relations Σu_sū_s=p̸+m and Σv_sv̄_s=p̸−m and previewed the same thing. Neither lesson closed the loop: neither showed exactly how a squared, spin-summed amplitude becomes a trace in the first place. This lesson supplies that missing link, in general form, for any vertex structure Γ, then specializes it to the QED vertex γ^μ, handles the practical distinction between summing over final spins and averaging over unmeasured initial ones, and extends the same logic to the photon, where an extra subtlety (the honest transverse polarization sum versus the covariant replacement) appears. Expect five to seven hours.</w:t>
+        <w:t>Lesson 21 built a complete toolkit of gamma-matrix trace identities and previewed, without deriving, that they would be needed "for computing |amplitude|² summed over spins" in this lesson. Lesson 22 built the completeness relations Σu</w:t>
+      </w:r>
+      <w:r>
+        <w:rPr>
+          <w:vertAlign w:val="subscript"/>
+        </w:rPr>
+        <w:t>s</w:t>
+      </w:r>
+      <w:r>
+        <w:t>ū</w:t>
+      </w:r>
+      <w:r>
+        <w:rPr>
+          <w:vertAlign w:val="subscript"/>
+        </w:rPr>
+        <w:t>s</w:t>
+      </w:r>
+      <w:r>
+        <w:t>=p̸+m and Σv</w:t>
+      </w:r>
+      <w:r>
+        <w:rPr>
+          <w:vertAlign w:val="subscript"/>
+        </w:rPr>
+        <w:t>s</w:t>
+      </w:r>
+      <w:r>
+        <w:t>v̄</w:t>
+      </w:r>
+      <w:r>
+        <w:rPr>
+          <w:vertAlign w:val="subscript"/>
+        </w:rPr>
+        <w:t>s</w:t>
+      </w:r>
+      <w:r>
+        <w:t>=p̸−m and previewed the same thing. Neither lesson closed the loop: neither showed exactly how a squared, spin-summed amplitude becomes a trace in the first place. This lesson supplies that missing link, in general form, for any vertex structure Γ, then specializes it to the QED vertex γ</w:t>
+      </w:r>
+      <w:r>
+        <w:rPr>
+          <w:vertAlign w:val="superscript"/>
+        </w:rPr>
+        <w:t>μ</w:t>
+      </w:r>
+      <w:r>
+        <w:t>, handles the practical distinction between summing over final spins and averaging over unmeasured initial ones, and extends the same logic to the photon, where an extra subtlety (the honest transverse polarization sum versus the covariant replacement) appears. Expect five to seven hours.</w:t>
       </w:r>
     </w:p>
     <w:p>
@@ -98,7 +143,16 @@
         <w:pStyle w:val="ListBullet"/>
       </w:pPr>
       <w:r>
-        <w:t>Derive the master formula Σ_(spins)|ū(p′)Γu(p)|²=Tr[Γ(p̸+m)Γ̄(p̸′+m)] by combining this conjugation identity with the completeness relations of Lesson 22.</w:t>
+        <w:t>Derive the master formula Σ</w:t>
+      </w:r>
+      <w:r>
+        <w:rPr>
+          <w:vertAlign w:val="subscript"/>
+        </w:rPr>
+        <w:t>spins</w:t>
+      </w:r>
+      <w:r>
+        <w:t>|ū(p′)Γu(p)|²=Tr[Γ(p̸+m)Γ̄(p̸′+m)] by combining this conjugation identity with the completeness relations of Lesson 22.</w:t>
       </w:r>
     </w:p>
     <w:p>
@@ -106,7 +160,43 @@
         <w:pStyle w:val="ListBullet"/>
       </w:pPr>
       <w:r>
-        <w:t>Specialize the master formula to Γ=γ^μ, showing Γ̄=γ^μ, and connect the result to Lesson 21's showcased trace Tr[(p̸′+m)γ^μ(p̸+m)γ^ν].</w:t>
+        <w:t>Specialize the master formula to Γ=γ</w:t>
+      </w:r>
+      <w:r>
+        <w:rPr>
+          <w:vertAlign w:val="superscript"/>
+        </w:rPr>
+        <w:t>μ</w:t>
+      </w:r>
+      <w:r>
+        <w:t>, showing Γ̄=γ</w:t>
+      </w:r>
+      <w:r>
+        <w:rPr>
+          <w:vertAlign w:val="superscript"/>
+        </w:rPr>
+        <w:t>μ</w:t>
+      </w:r>
+      <w:r>
+        <w:t>, and connect the result to Lesson 21's showcased trace Tr[(p̸′+m)γ</w:t>
+      </w:r>
+      <w:r>
+        <w:rPr>
+          <w:vertAlign w:val="superscript"/>
+        </w:rPr>
+        <w:t>μ</w:t>
+      </w:r>
+      <w:r>
+        <w:t>(p̸+m)γ</w:t>
+      </w:r>
+      <w:r>
+        <w:rPr>
+          <w:vertAlign w:val="superscript"/>
+        </w:rPr>
+        <w:t>ν</w:t>
+      </w:r>
+      <w:r>
+        <w:t>].</w:t>
       </w:r>
     </w:p>
     <w:p>
@@ -122,7 +212,121 @@
         <w:pStyle w:val="ListBullet"/>
       </w:pPr>
       <w:r>
-        <w:t>State the honest, Coulomb-gauge photon polarization sum Σ_λε_λ^iε_λ^j=δ^ij−k̂^ik̂^j and the covariant replacement Σ_λε_λ^με_λ^ν→−g^μν used in practice.</w:t>
+        <w:t>State the honest, Coulomb-gauge photon polarization sum Σ</w:t>
+      </w:r>
+      <w:r>
+        <w:rPr>
+          <w:vertAlign w:val="subscript"/>
+        </w:rPr>
+        <w:t>λ</w:t>
+      </w:r>
+      <w:r>
+        <w:t>ε</w:t>
+      </w:r>
+      <w:r>
+        <w:rPr>
+          <w:vertAlign w:val="subscript"/>
+        </w:rPr>
+        <w:t>λ</w:t>
+      </w:r>
+      <w:r>
+        <w:rPr>
+          <w:vertAlign w:val="superscript"/>
+        </w:rPr>
+        <w:t>i</w:t>
+      </w:r>
+      <w:r>
+        <w:t>ε</w:t>
+      </w:r>
+      <w:r>
+        <w:rPr>
+          <w:vertAlign w:val="subscript"/>
+        </w:rPr>
+        <w:t>λ</w:t>
+      </w:r>
+      <w:r>
+        <w:rPr>
+          <w:vertAlign w:val="superscript"/>
+        </w:rPr>
+        <w:t>j</w:t>
+      </w:r>
+      <w:r>
+        <w:t>=δ</w:t>
+      </w:r>
+      <w:r>
+        <w:rPr>
+          <w:vertAlign w:val="superscript"/>
+        </w:rPr>
+        <w:t>ij</w:t>
+      </w:r>
+      <w:r>
+        <w:t>−k̂</w:t>
+      </w:r>
+      <w:r>
+        <w:rPr>
+          <w:vertAlign w:val="superscript"/>
+        </w:rPr>
+        <w:t>i</w:t>
+      </w:r>
+      <w:r>
+        <w:t>k̂</w:t>
+      </w:r>
+      <w:r>
+        <w:rPr>
+          <w:vertAlign w:val="superscript"/>
+        </w:rPr>
+        <w:t>j</w:t>
+      </w:r>
+      <w:r>
+        <w:t xml:space="preserve"> and the covariant replacement Σ</w:t>
+      </w:r>
+      <w:r>
+        <w:rPr>
+          <w:vertAlign w:val="subscript"/>
+        </w:rPr>
+        <w:t>λ</w:t>
+      </w:r>
+      <w:r>
+        <w:t>ε</w:t>
+      </w:r>
+      <w:r>
+        <w:rPr>
+          <w:vertAlign w:val="subscript"/>
+        </w:rPr>
+        <w:t>λ</w:t>
+      </w:r>
+      <w:r>
+        <w:rPr>
+          <w:vertAlign w:val="superscript"/>
+        </w:rPr>
+        <w:t>μ</w:t>
+      </w:r>
+      <w:r>
+        <w:t>ε</w:t>
+      </w:r>
+      <w:r>
+        <w:rPr>
+          <w:vertAlign w:val="subscript"/>
+        </w:rPr>
+        <w:t>λ</w:t>
+      </w:r>
+      <w:r>
+        <w:rPr>
+          <w:vertAlign w:val="superscript"/>
+        </w:rPr>
+        <w:t>ν</w:t>
+      </w:r>
+      <w:r>
+        <w:t>→−g</w:t>
+      </w:r>
+      <w:r>
+        <w:rPr>
+          <w:vertAlign w:val="superscript"/>
+        </w:rPr>
+        <w:t>μν</w:t>
+      </w:r>
+      <w:r>
+        <w:t xml:space="preserve"> used in practice.</w:t>
       </w:r>
     </w:p>
     <w:p>
@@ -239,7 +443,13 @@
           </w:tcPr>
           <w:p>
             <w:r>
-              <w:t>A general 4×4 matrix built from gamma matrices, e.g. γ^μ</w:t>
+              <w:t>A general 4×4 matrix built from gamma matrices, e.g. γ</w:t>
+            </w:r>
+            <w:r>
+              <w:rPr>
+                <w:vertAlign w:val="superscript"/>
+              </w:rPr>
+              <w:t>μ</w:t>
             </w:r>
           </w:p>
         </w:tc>
@@ -296,7 +506,13 @@
           </w:tcPr>
           <w:p>
             <w:r>
-              <w:t>Σ_(spins)</w:t>
+              <w:t>Σ</w:t>
+            </w:r>
+            <w:r>
+              <w:rPr>
+                <w:vertAlign w:val="subscript"/>
+              </w:rPr>
+              <w:t>spins</w:t>
             </w:r>
           </w:p>
         </w:tc>
@@ -333,7 +549,13 @@
           </w:tcPr>
           <w:p>
             <w:r>
-              <w:t>(1/2)Σ_(initial)</w:t>
+              <w:t>(1/2)Σ</w:t>
+            </w:r>
+            <w:r>
+              <w:rPr>
+                <w:vertAlign w:val="subscript"/>
+              </w:rPr>
+              <w:t>initial</w:t>
             </w:r>
           </w:p>
         </w:tc>
@@ -357,6 +579,76 @@
         </w:tc>
       </w:tr>
     </w:tbl>
+    <w:tbl>
+      <w:tblPr>
+        <w:tblW w:type="auto" w:w="0"/>
+        <w:jc w:val="center"/>
+        <w:tblLayout w:type="fixed"/>
+        <w:tblLook w:firstColumn="1" w:firstRow="1" w:lastColumn="0" w:lastRow="0" w:noHBand="0" w:noVBand="1" w:val="04A0"/>
+        <w:tblBorders>
+          <w:top w:val="single" w:sz="8" w:color="7FA7CF"/>
+          <w:left w:val="single" w:sz="8" w:color="7FA7CF"/>
+          <w:bottom w:val="single" w:sz="8" w:color="7FA7CF"/>
+          <w:right w:val="single" w:sz="8" w:color="7FA7CF"/>
+        </w:tblBorders>
+      </w:tblPr>
+      <w:tblGrid>
+        <w:gridCol w:w="9392"/>
+      </w:tblGrid>
+      <w:tr>
+        <w:tc>
+          <w:tcPr>
+            <w:tcW w:type="dxa" w:w="9392"/>
+            <w:shd w:fill="F3F7FB"/>
+            <w:tcMar>
+              <w:top w:w="140" w:type="dxa"/>
+              <w:start w:w="140" w:type="dxa"/>
+              <w:bottom w:w="140" w:type="dxa"/>
+              <w:end w:w="140" w:type="dxa"/>
+            </w:tcMar>
+          </w:tcPr>
+          <w:p>
+            <w:r>
+              <w:rPr>
+                <w:b/>
+                <w:color w:val="1F4E78"/>
+              </w:rPr>
+              <w:t>First pass: the result before the derivation</w:t>
+            </w:r>
+          </w:p>
+          <w:p>
+            <w:pPr>
+              <w:spacing w:after="60"/>
+            </w:pPr>
+            <w:r>
+              <w:t>Spin sums turn |ūΓu|² into traces: Σuū = p̸ + m, Σvv̄ = p̸ − m, and the photon polarization sum can be replaced by −g</w:t>
+            </w:r>
+            <w:r>
+              <w:rPr>
+                <w:vertAlign w:val="subscript"/>
+              </w:rPr>
+              <w:t>μν</w:t>
+            </w:r>
+            <w:r>
+              <w:t>.</w:t>
+            </w:r>
+          </w:p>
+          <w:p>
+            <w:pPr>
+              <w:spacing w:after="60"/>
+            </w:pPr>
+            <w:r>
+              <w:t>This converts every unpolarized cross section into gamma-matrix traces (Lesson 21). High-risk topic: watch the signs.</w:t>
+            </w:r>
+          </w:p>
+        </w:tc>
+      </w:tr>
+    </w:tbl>
+    <w:p>
+      <w:pPr>
+        <w:spacing w:after="80"/>
+      </w:pPr>
+    </w:p>
     <w:p>
       <w:pPr>
         <w:pStyle w:val="Heading2"/>
@@ -388,7 +680,25 @@
     </w:p>
     <w:p>
       <w:r>
-        <w:t>If the final spin is not measured, every possible final spin state contributes to what is observed, and the probabilities (not amplitudes) for each add: the correct quantity sums |ℳ|² over final spins. If the initial spin is not prepared, the beam is an incoherent mixture of the two spin states, each equally likely; the correct quantity averages |ℳ|² over initial spins, weighting each equally. For one unmeasured initial fermion, this is (1/2)Σ_(s); for two unmeasured initial fermions, (1/2)(1/2)Σ_(s,s_2), and so on.</w:t>
+        <w:t>If the final spin is not measured, every possible final spin state contributes to what is observed, and the probabilities (not amplitudes) for each add: the correct quantity sums |ℳ|² over final spins. If the initial spin is not prepared, the beam is an incoherent mixture of the two spin states, each equally likely; the correct quantity averages |ℳ|² over initial spins, weighting each equally. For one unmeasured initial fermion, this is (1/2)Σ</w:t>
+      </w:r>
+      <w:r>
+        <w:rPr>
+          <w:vertAlign w:val="subscript"/>
+        </w:rPr>
+        <w:t>(s)</w:t>
+      </w:r>
+      <w:r>
+        <w:t>; for two unmeasured initial fermions, (1/2)(1/2)Σ</w:t>
+      </w:r>
+      <w:r>
+        <w:rPr>
+          <w:vertAlign w:val="subscript"/>
+        </w:rPr>
+        <w:t>s,s₂</w:t>
+      </w:r>
+      <w:r>
+        <w:t>, and so on.</w:t>
       </w:r>
     </w:p>
     <w:p>
@@ -627,7 +937,61 @@
     </w:p>
     <w:p>
       <w:r>
-        <w:t>Restoring explicit spin labels, |ū_s′(p′)Γu_s(p)|²=[ū_s′(p′)Γu_s(p)][ū_s(p)Γ̄u_s′(p′)]. Summing over both s and s′, and writing out spinor indices to separate the two independent sums (Exercise 6 works through every index explicitly),</w:t>
+        <w:t>Restoring explicit spin labels, |ū</w:t>
+      </w:r>
+      <w:r>
+        <w:rPr>
+          <w:vertAlign w:val="subscript"/>
+        </w:rPr>
+        <w:t>s′</w:t>
+      </w:r>
+      <w:r>
+        <w:t>(p′)Γu</w:t>
+      </w:r>
+      <w:r>
+        <w:rPr>
+          <w:vertAlign w:val="subscript"/>
+        </w:rPr>
+        <w:t>s</w:t>
+      </w:r>
+      <w:r>
+        <w:t>(p)|²=[ū</w:t>
+      </w:r>
+      <w:r>
+        <w:rPr>
+          <w:vertAlign w:val="subscript"/>
+        </w:rPr>
+        <w:t>s′</w:t>
+      </w:r>
+      <w:r>
+        <w:t>(p′)Γu</w:t>
+      </w:r>
+      <w:r>
+        <w:rPr>
+          <w:vertAlign w:val="subscript"/>
+        </w:rPr>
+        <w:t>s</w:t>
+      </w:r>
+      <w:r>
+        <w:t>(p)][ū</w:t>
+      </w:r>
+      <w:r>
+        <w:rPr>
+          <w:vertAlign w:val="subscript"/>
+        </w:rPr>
+        <w:t>s</w:t>
+      </w:r>
+      <w:r>
+        <w:t>(p)Γ̄u</w:t>
+      </w:r>
+      <w:r>
+        <w:rPr>
+          <w:vertAlign w:val="subscript"/>
+        </w:rPr>
+        <w:t>s′</w:t>
+      </w:r>
+      <w:r>
+        <w:t>(p′)]. Summing over both s and s′, and writing out spinor indices to separate the two independent sums (Exercise 6 works through every index explicitly),</w:t>
       </w:r>
     </w:p>
     <w:p>
@@ -809,7 +1173,61 @@
     </w:p>
     <w:p>
       <w:r>
-        <w:t>using the completeness relations Σ_su_s(p)ū_s(p)=p̸+m and Σ_s′u_s′(p′)ū_s′(p′)=p̸′+m (Lesson 22, Section 6.1) to collapse each spin sum into a single matrix, with the resulting matrix product's trace structure emerging automatically from how the indices contract.</w:t>
+        <w:t>using the completeness relations Σ</w:t>
+      </w:r>
+      <w:r>
+        <w:rPr>
+          <w:vertAlign w:val="subscript"/>
+        </w:rPr>
+        <w:t>s</w:t>
+      </w:r>
+      <w:r>
+        <w:t>u</w:t>
+      </w:r>
+      <w:r>
+        <w:rPr>
+          <w:vertAlign w:val="subscript"/>
+        </w:rPr>
+        <w:t>s</w:t>
+      </w:r>
+      <w:r>
+        <w:t>(p)ū</w:t>
+      </w:r>
+      <w:r>
+        <w:rPr>
+          <w:vertAlign w:val="subscript"/>
+        </w:rPr>
+        <w:t>s</w:t>
+      </w:r>
+      <w:r>
+        <w:t>(p)=p̸+m and Σ</w:t>
+      </w:r>
+      <w:r>
+        <w:rPr>
+          <w:vertAlign w:val="subscript"/>
+        </w:rPr>
+        <w:t>s′</w:t>
+      </w:r>
+      <w:r>
+        <w:t>u</w:t>
+      </w:r>
+      <w:r>
+        <w:rPr>
+          <w:vertAlign w:val="subscript"/>
+        </w:rPr>
+        <w:t>s′</w:t>
+      </w:r>
+      <w:r>
+        <w:t>(p′)ū</w:t>
+      </w:r>
+      <w:r>
+        <w:rPr>
+          <w:vertAlign w:val="subscript"/>
+        </w:rPr>
+        <w:t>s′</w:t>
+      </w:r>
+      <w:r>
+        <w:t>(p′)=p̸′+m (Lesson 22, Section 6.1) to collapse each spin sum into a single matrix, with the resulting matrix product's trace structure emerging automatically from how the indices contract.</w:t>
       </w:r>
     </w:p>
     <w:p>
@@ -823,7 +1241,25 @@
     </w:p>
     <w:p>
       <w:r>
-        <w:t>Explain why the trace, rather than some other combination, is exactly what emerges from summing over both spins. Each completeness relation, Σu_s(p)ū_s(p)=p̸+m, replaces a specific pair of spinor indices (one from u, one from the adjacent ū) with a matrix; doing this twice, once for each spin sum, leaves every spinor index paired off into a matrix product that closes back on itself (the last index of one factor matching the first index of another, cyclically), which is precisely the definition of a trace.</w:t>
+        <w:t>Explain why the trace, rather than some other combination, is exactly what emerges from summing over both spins. Each completeness relation, Σu</w:t>
+      </w:r>
+      <w:r>
+        <w:rPr>
+          <w:vertAlign w:val="subscript"/>
+        </w:rPr>
+        <w:t>s</w:t>
+      </w:r>
+      <w:r>
+        <w:t>(p)ū</w:t>
+      </w:r>
+      <w:r>
+        <w:rPr>
+          <w:vertAlign w:val="subscript"/>
+        </w:rPr>
+        <w:t>s</w:t>
+      </w:r>
+      <w:r>
+        <w:t>(p)=p̸+m, replaces a specific pair of spinor indices (one from u, one from the adjacent ū) with a matrix; doing this twice, once for each spin sum, leaves every spinor index paired off into a matrix product that closes back on itself (the last index of one factor matching the first index of another, cyclically), which is precisely the definition of a trace.</w:t>
       </w:r>
     </w:p>
     <w:p>
@@ -839,12 +1275,72 @@
         <w:pStyle w:val="Heading3"/>
       </w:pPr>
       <w:r>
-        <w:t>3.1 Γ=γ^μ</w:t>
+        <w:t>3.1 Γ=γ</w:t>
+      </w:r>
+      <w:r>
+        <w:rPr>
+          <w:vertAlign w:val="superscript"/>
+        </w:rPr>
+        <w:t>μ</w:t>
       </w:r>
     </w:p>
     <w:p>
       <w:r>
-        <w:t>For the QED vertex, Γ=γ^μ, and Γ̄=γ⁰(γ^μ)†γ⁰=γ^μ, using the gamma matrices' Hermiticity property already established in Lesson 21 (γ⁰ is Hermitian, γ^i is anti-Hermitian, and γ⁰(γ^μ)†γ⁰=γ^μ holds uniformly for all four values of μ). So Γ̄=Γ for the vertex itself: the vertex is, in this specific sense, self-adjoint.</w:t>
+        <w:t>For the QED vertex, Γ=γ</w:t>
+      </w:r>
+      <w:r>
+        <w:rPr>
+          <w:vertAlign w:val="superscript"/>
+        </w:rPr>
+        <w:t>μ</w:t>
+      </w:r>
+      <w:r>
+        <w:t>, and Γ̄=γ⁰(γ</w:t>
+      </w:r>
+      <w:r>
+        <w:rPr>
+          <w:vertAlign w:val="superscript"/>
+        </w:rPr>
+        <w:t>μ</w:t>
+      </w:r>
+      <w:r>
+        <w:t>)†γ⁰=γ</w:t>
+      </w:r>
+      <w:r>
+        <w:rPr>
+          <w:vertAlign w:val="superscript"/>
+        </w:rPr>
+        <w:t>μ</w:t>
+      </w:r>
+      <w:r>
+        <w:t>, using the gamma matrices' Hermiticity property already established in Lesson 21 (γ⁰ is Hermitian, γ</w:t>
+      </w:r>
+      <w:r>
+        <w:rPr>
+          <w:vertAlign w:val="superscript"/>
+        </w:rPr>
+        <w:t>i</w:t>
+      </w:r>
+      <w:r>
+        <w:t xml:space="preserve"> is anti-Hermitian, and γ⁰(γ</w:t>
+      </w:r>
+      <w:r>
+        <w:rPr>
+          <w:vertAlign w:val="superscript"/>
+        </w:rPr>
+        <w:t>μ</w:t>
+      </w:r>
+      <w:r>
+        <w:t>)†γ⁰=γ</w:t>
+      </w:r>
+      <w:r>
+        <w:rPr>
+          <w:vertAlign w:val="superscript"/>
+        </w:rPr>
+        <w:t>μ</w:t>
+      </w:r>
+      <w:r>
+        <w:t xml:space="preserve"> holds uniformly for all four values of μ). So Γ̄=Γ for the vertex itself: the vertex is, in this specific sense, self-adjoint.</w:t>
       </w:r>
     </w:p>
     <w:p>
@@ -858,6 +1354,60 @@
     <w:p>
       <w:r>
         <w:t>For two possibly different vertex indices μ, ν (as arise when an amplitude squared involves two copies of the same diagram contracted with different external polarization indices),</w:t>
+      </w:r>
+    </w:p>
+    <w:p>
+      <w:pPr>
+        <w:keepNext/>
+        <w:spacing w:before="160" w:after="40"/>
+        <w:jc w:val="center"/>
+      </w:pPr>
+      <w:r>
+        <w:drawing>
+          <wp:inline xmlns:a="http://schemas.openxmlformats.org/drawingml/2006/main" xmlns:pic="http://schemas.openxmlformats.org/drawingml/2006/picture">
+            <wp:extent cx="5669280" cy="788861"/>
+            <wp:docPr id="1" name="Picture 1"/>
+            <wp:cNvGraphicFramePr>
+              <a:graphicFrameLocks noChangeAspect="1"/>
+            </wp:cNvGraphicFramePr>
+            <a:graphic>
+              <a:graphicData uri="http://schemas.openxmlformats.org/drawingml/2006/picture">
+                <pic:pic>
+                  <pic:nvPicPr>
+                    <pic:cNvPr id="0" name="L52_trace.png"/>
+                    <pic:cNvPicPr/>
+                  </pic:nvPicPr>
+                  <pic:blipFill>
+                    <a:blip r:embed="rId11"/>
+                    <a:stretch>
+                      <a:fillRect/>
+                    </a:stretch>
+                  </pic:blipFill>
+                  <pic:spPr>
+                    <a:xfrm>
+                      <a:off x="0" y="0"/>
+                      <a:ext cx="5669280" cy="788861"/>
+                    </a:xfrm>
+                    <a:prstGeom prst="rect"/>
+                  </pic:spPr>
+                </pic:pic>
+              </a:graphicData>
+            </a:graphic>
+          </wp:inline>
+        </w:drawing>
+      </w:r>
+    </w:p>
+    <w:p>
+      <w:pPr>
+        <w:spacing w:after="200"/>
+        <w:jc w:val="center"/>
+      </w:pPr>
+      <w:r>
+        <w:rPr>
+          <w:i/>
+          <w:sz w:val="19"/>
+        </w:rPr>
+        <w:t>Figure 52.1. How a spin sum becomes a trace: the amplitude times its conjugate, summed with Σuū = p̸ + m, closes into Tr[…].</w:t>
       </w:r>
     </w:p>
     <w:p>
@@ -1131,7 +1681,151 @@
     </w:p>
     <w:p>
       <w:r>
-        <w:t>Using Lesson 21, Section 5's result, Tr[(p̸₁+m)γ^μ(p̸₂+m)γ^ν]=4[p₁^μp₂^ν−(p₁·p₂−m²)g^μν+p₁^νp₂^μ] (the explicit expansion carried out there), state what this gives for Section 3.2's trace with p₁→p, p₂→p′ after using the cyclicity of the trace to match the ordering. Cyclicity gives Tr[γ^μ(p̸+m)γ^ν(p̸′+m)]=Tr[(p̸′+m)γ^μ(p̸+m)γ^ν], matching Lesson 21's pattern with p₁→p′, p₂→p, so the result is 4[p′^μp^ν−(p′·p−m²)g^μν+p′^νp^μ], the explicit, fully evaluated building block ready to be contracted with polarization vectors or further traced against another such expression.</w:t>
+        <w:t>Using Lesson 21, Section 5's result, Tr[(p̸₁+m)γ</w:t>
+      </w:r>
+      <w:r>
+        <w:rPr>
+          <w:vertAlign w:val="superscript"/>
+        </w:rPr>
+        <w:t>μ</w:t>
+      </w:r>
+      <w:r>
+        <w:t>(p̸₂+m)γ</w:t>
+      </w:r>
+      <w:r>
+        <w:rPr>
+          <w:vertAlign w:val="superscript"/>
+        </w:rPr>
+        <w:t>ν</w:t>
+      </w:r>
+      <w:r>
+        <w:t>]=4[p₁</w:t>
+      </w:r>
+      <w:r>
+        <w:rPr>
+          <w:vertAlign w:val="superscript"/>
+        </w:rPr>
+        <w:t>μ</w:t>
+      </w:r>
+      <w:r>
+        <w:t>p₂</w:t>
+      </w:r>
+      <w:r>
+        <w:rPr>
+          <w:vertAlign w:val="superscript"/>
+        </w:rPr>
+        <w:t>ν</w:t>
+      </w:r>
+      <w:r>
+        <w:t>−(p₁·p₂−m²)g</w:t>
+      </w:r>
+      <w:r>
+        <w:rPr>
+          <w:vertAlign w:val="superscript"/>
+        </w:rPr>
+        <w:t>μν</w:t>
+      </w:r>
+      <w:r>
+        <w:t>+p₁</w:t>
+      </w:r>
+      <w:r>
+        <w:rPr>
+          <w:vertAlign w:val="superscript"/>
+        </w:rPr>
+        <w:t>ν</w:t>
+      </w:r>
+      <w:r>
+        <w:t>p₂</w:t>
+      </w:r>
+      <w:r>
+        <w:rPr>
+          <w:vertAlign w:val="superscript"/>
+        </w:rPr>
+        <w:t>μ</w:t>
+      </w:r>
+      <w:r>
+        <w:t>] (the explicit expansion carried out there), state what this gives for Section 3.2's trace with p₁→p, p₂→p′ after using the cyclicity of the trace to match the ordering. Cyclicity gives Tr[γ</w:t>
+      </w:r>
+      <w:r>
+        <w:rPr>
+          <w:vertAlign w:val="superscript"/>
+        </w:rPr>
+        <w:t>μ</w:t>
+      </w:r>
+      <w:r>
+        <w:t>(p̸+m)γ</w:t>
+      </w:r>
+      <w:r>
+        <w:rPr>
+          <w:vertAlign w:val="superscript"/>
+        </w:rPr>
+        <w:t>ν</w:t>
+      </w:r>
+      <w:r>
+        <w:t>(p̸′+m)]=Tr[(p̸′+m)γ</w:t>
+      </w:r>
+      <w:r>
+        <w:rPr>
+          <w:vertAlign w:val="superscript"/>
+        </w:rPr>
+        <w:t>μ</w:t>
+      </w:r>
+      <w:r>
+        <w:t>(p̸+m)γ</w:t>
+      </w:r>
+      <w:r>
+        <w:rPr>
+          <w:vertAlign w:val="superscript"/>
+        </w:rPr>
+        <w:t>ν</w:t>
+      </w:r>
+      <w:r>
+        <w:t>], matching Lesson 21's pattern with p₁→p′, p₂→p, so the result is 4[p′</w:t>
+      </w:r>
+      <w:r>
+        <w:rPr>
+          <w:vertAlign w:val="superscript"/>
+        </w:rPr>
+        <w:t>μ</w:t>
+      </w:r>
+      <w:r>
+        <w:t>p</w:t>
+      </w:r>
+      <w:r>
+        <w:rPr>
+          <w:vertAlign w:val="superscript"/>
+        </w:rPr>
+        <w:t>ν</w:t>
+      </w:r>
+      <w:r>
+        <w:t>−(p′·p−m²)g</w:t>
+      </w:r>
+      <w:r>
+        <w:rPr>
+          <w:vertAlign w:val="superscript"/>
+        </w:rPr>
+        <w:t>μν</w:t>
+      </w:r>
+      <w:r>
+        <w:t>+p′</w:t>
+      </w:r>
+      <w:r>
+        <w:rPr>
+          <w:vertAlign w:val="superscript"/>
+        </w:rPr>
+        <w:t>ν</w:t>
+      </w:r>
+      <w:r>
+        <w:t>p</w:t>
+      </w:r>
+      <w:r>
+        <w:rPr>
+          <w:vertAlign w:val="superscript"/>
+        </w:rPr>
+        <w:t>μ</w:t>
+      </w:r>
+      <w:r>
+        <w:t>], the explicit, fully evaluated building block ready to be contracted with polarization vectors or further traced against another such expression.</w:t>
       </w:r>
     </w:p>
     <w:p>
@@ -1152,7 +1846,16 @@
     </w:p>
     <w:p>
       <w:r>
-        <w:t>For a process with one unmeasured initial fermion and an unmeasured final fermion, the physically relevant, averaged-and-summed quantity is (1/2)Σ_(s,s′)|ℳ|², directly using Section 2.2's master formula for the sum and Section 1.2's factor of 1/2 for the average, giving (1/2)Tr[Γ(p̸+m)Γ̄(p̸′+m)] for the vertex piece of a larger calculation.</w:t>
+        <w:t>For a process with one unmeasured initial fermion and an unmeasured final fermion, the physically relevant, averaged-and-summed quantity is (1/2)Σ</w:t>
+      </w:r>
+      <w:r>
+        <w:rPr>
+          <w:vertAlign w:val="subscript"/>
+        </w:rPr>
+        <w:t>s,s′</w:t>
+      </w:r>
+      <w:r>
+        <w:t>|ℳ|², directly using Section 2.2's master formula for the sum and Section 1.2's factor of 1/2 for the average, giving (1/2)Tr[Γ(p̸+m)Γ̄(p̸′+m)] for the vertex piece of a larger calculation.</w:t>
       </w:r>
     </w:p>
     <w:p>
@@ -1179,7 +1882,25 @@
     </w:p>
     <w:p>
       <w:r>
-        <w:t>Explain why the master formula of Section 2.2 applies unchanged to a multi-vertex amplitude, without needing to be re-derived. Section 2's derivation used only that ℳ has the general form ū(p′)[Γ]u(p) for some matrix Γ sandwiched between the external electron spinors, with no assumption about how many vertices or propagators are packed inside Γ; Lesson 50's diagram, once its propagator has been substituted and simplified, has exactly this form, with Γ=γ^α[i(q̸+m)/(q²−m²+iε)]γ^β (up to overall constants), so the master formula applies directly.</w:t>
+        <w:t>Explain why the master formula of Section 2.2 applies unchanged to a multi-vertex amplitude, without needing to be re-derived. Section 2's derivation used only that ℳ has the general form ū(p′)[Γ]u(p) for some matrix Γ sandwiched between the external electron spinors, with no assumption about how many vertices or propagators are packed inside Γ; Lesson 50's diagram, once its propagator has been substituted and simplified, has exactly this form, with Γ=γ</w:t>
+      </w:r>
+      <w:r>
+        <w:rPr>
+          <w:vertAlign w:val="superscript"/>
+        </w:rPr>
+        <w:t>α</w:t>
+      </w:r>
+      <w:r>
+        <w:t>[i(q̸+m)/(q²−m²+iε)]γ</w:t>
+      </w:r>
+      <w:r>
+        <w:rPr>
+          <w:vertAlign w:val="superscript"/>
+        </w:rPr>
+        <w:t>β</w:t>
+      </w:r>
+      <w:r>
+        <w:t xml:space="preserve"> (up to overall constants), so the master formula applies directly.</w:t>
       </w:r>
     </w:p>
     <w:p>
@@ -1200,7 +1921,73 @@
     </w:p>
     <w:p>
       <w:r>
-        <w:t>Lesson 38 fixed Σ_λε_λ^i(k)ε_λ^j(k)=δ^ij−k̂^ik̂^j for the two physical, transverse polarization states of a photon of momentum k; summing |ℳ|² over an unmeasured final photon's polarization, or averaging over an unmeasured initial one, uses exactly this sum in place of the completeness relations of Section 2.</w:t>
+        <w:t>Lesson 38 fixed Σ</w:t>
+      </w:r>
+      <w:r>
+        <w:rPr>
+          <w:vertAlign w:val="subscript"/>
+        </w:rPr>
+        <w:t>λ</w:t>
+      </w:r>
+      <w:r>
+        <w:t>ε</w:t>
+      </w:r>
+      <w:r>
+        <w:rPr>
+          <w:vertAlign w:val="subscript"/>
+        </w:rPr>
+        <w:t>λ</w:t>
+      </w:r>
+      <w:r>
+        <w:rPr>
+          <w:vertAlign w:val="superscript"/>
+        </w:rPr>
+        <w:t>i</w:t>
+      </w:r>
+      <w:r>
+        <w:t>(k)ε</w:t>
+      </w:r>
+      <w:r>
+        <w:rPr>
+          <w:vertAlign w:val="subscript"/>
+        </w:rPr>
+        <w:t>λ</w:t>
+      </w:r>
+      <w:r>
+        <w:rPr>
+          <w:vertAlign w:val="superscript"/>
+        </w:rPr>
+        <w:t>j</w:t>
+      </w:r>
+      <w:r>
+        <w:t>(k)=δ</w:t>
+      </w:r>
+      <w:r>
+        <w:rPr>
+          <w:vertAlign w:val="superscript"/>
+        </w:rPr>
+        <w:t>ij</w:t>
+      </w:r>
+      <w:r>
+        <w:t>−k̂</w:t>
+      </w:r>
+      <w:r>
+        <w:rPr>
+          <w:vertAlign w:val="superscript"/>
+        </w:rPr>
+        <w:t>i</w:t>
+      </w:r>
+      <w:r>
+        <w:t>k̂</w:t>
+      </w:r>
+      <w:r>
+        <w:rPr>
+          <w:vertAlign w:val="superscript"/>
+        </w:rPr>
+        <w:t>j</w:t>
+      </w:r>
+      <w:r>
+        <w:t xml:space="preserve"> for the two physical, transverse polarization states of a photon of momentum k; summing |ℳ|² over an unmeasured final photon's polarization, or averaging over an unmeasured initial one, uses exactly this sum in place of the completeness relations of Section 2.</w:t>
       </w:r>
     </w:p>
     <w:p>
@@ -1314,7 +2101,25 @@
     </w:p>
     <w:p>
       <w:r>
-        <w:t>a covariant object with no reference to k̂ or the specific gauge, in place of the honest, Coulomb-gauge-specific transverse sum. This is a genuinely different object (Lesson 48, Section 4.2, computed the difference between the two explicitly, in the spatial-spatial block, as ik̂^ik̂^j after accounting for the propagator's overall i), and using it is only justified because the extra pieces it introduces are expected to vanish against the conserved currents attached at either end, the same physical argument sketched in Lesson 48, Section 4.3.</w:t>
+        <w:t>a covariant object with no reference to k̂ or the specific gauge, in place of the honest, Coulomb-gauge-specific transverse sum. This is a genuinely different object (Lesson 48, Section 4.2, computed the difference between the two explicitly, in the spatial-spatial block, as ik̂</w:t>
+      </w:r>
+      <w:r>
+        <w:rPr>
+          <w:vertAlign w:val="superscript"/>
+        </w:rPr>
+        <w:t>i</w:t>
+      </w:r>
+      <w:r>
+        <w:t>k̂</w:t>
+      </w:r>
+      <w:r>
+        <w:rPr>
+          <w:vertAlign w:val="superscript"/>
+        </w:rPr>
+        <w:t>j</w:t>
+      </w:r>
+      <w:r>
+        <w:t xml:space="preserve"> after accounting for the propagator's overall i), and using it is only justified because the extra pieces it introduces are expected to vanish against the conserved currents attached at either end, the same physical argument sketched in Lesson 48, Section 4.3.</w:t>
       </w:r>
     </w:p>
     <w:p>
@@ -1327,7 +2132,16 @@
     </w:p>
     <w:p>
       <w:r>
-        <w:t>This course has not yet proven that the replacement of Section 5.2 leaves every physical cross section unchanged; Lesson 48 gave a first, partial argument (current conservation kills terms proportional to k^μ), and this lesson uses the same replacement for external polarization sums as a working tool, on the same provisional basis. The complete proof, applicable to both propagators and external polarization sums together, is the content of Lesson 72's Ward identity.</w:t>
+        <w:t>This course has not yet proven that the replacement of Section 5.2 leaves every physical cross section unchanged; Lesson 48 gave a first, partial argument (current conservation kills terms proportional to k</w:t>
+      </w:r>
+      <w:r>
+        <w:rPr>
+          <w:vertAlign w:val="superscript"/>
+        </w:rPr>
+        <w:t>μ</w:t>
+      </w:r>
+      <w:r>
+        <w:t>), and this lesson uses the same replacement for external polarization sums as a working tool, on the same provisional basis. The complete proof, applicable to both propagators and external polarization sums together, is the content of Lesson 72's Ward identity.</w:t>
       </w:r>
     </w:p>
     <w:p>
@@ -1341,7 +2155,16 @@
     </w:p>
     <w:p>
       <w:r>
-        <w:t>State what would go wrong, in principle, if the covariant replacement were used without any justification at all, even a provisional one. Without some argument tying the replacement to gauge invariance and current conservation, there would be no reason to expect −g^μν, an object differing from the true polarization sum by k-dependent terms, to reproduce the correct, physical answer; the fact that it does is a nontrivial, checkable consequence of QED's gauge symmetry, not an algebraic identity, which is exactly why Lesson 72 devotes a full, careful treatment to proving it rather than leaving it as an assumed convenience.</w:t>
+        <w:t>State what would go wrong, in principle, if the covariant replacement were used without any justification at all, even a provisional one. Without some argument tying the replacement to gauge invariance and current conservation, there would be no reason to expect −g</w:t>
+      </w:r>
+      <w:r>
+        <w:rPr>
+          <w:vertAlign w:val="superscript"/>
+        </w:rPr>
+        <w:t>μν</w:t>
+      </w:r>
+      <w:r>
+        <w:t>, an object differing from the true polarization sum by k-dependent terms, to reproduce the correct, physical answer; the fact that it does is a nontrivial, checkable consequence of QED's gauge symmetry, not an algebraic identity, which is exactly why Lesson 72 devotes a full, careful treatment to proving it rather than leaving it as an assumed convenience.</w:t>
       </w:r>
     </w:p>
     <w:p>
@@ -1462,7 +2285,16 @@
           </w:tcPr>
           <w:p>
             <w:r>
-              <w:t>Γ̄=γ^μ for the QED vertex</w:t>
+              <w:t>Γ̄=γ</w:t>
+            </w:r>
+            <w:r>
+              <w:rPr>
+                <w:vertAlign w:val="superscript"/>
+              </w:rPr>
+              <w:t>μ</w:t>
+            </w:r>
+            <w:r>
+              <w:t xml:space="preserve"> for the QED vertex</w:t>
             </w:r>
           </w:p>
         </w:tc>
@@ -1536,7 +2368,31 @@
           </w:tcPr>
           <w:p>
             <w:r>
-              <w:t>Σε^με^ν→−g^μν</w:t>
+              <w:t>Σε</w:t>
+            </w:r>
+            <w:r>
+              <w:rPr>
+                <w:vertAlign w:val="superscript"/>
+              </w:rPr>
+              <w:t>μ</w:t>
+            </w:r>
+            <w:r>
+              <w:t>ε</w:t>
+            </w:r>
+            <w:r>
+              <w:rPr>
+                <w:vertAlign w:val="superscript"/>
+              </w:rPr>
+              <w:t>ν</w:t>
+            </w:r>
+            <w:r>
+              <w:t>→−g</w:t>
+            </w:r>
+            <w:r>
+              <w:rPr>
+                <w:vertAlign w:val="superscript"/>
+              </w:rPr>
+              <w:t>μν</w:t>
             </w:r>
           </w:p>
         </w:tc>
@@ -1654,7 +2510,25 @@
         </w:numPr>
       </w:pPr>
       <w:r>
-        <w:t>For the QED vertex, Γ=γ^μ, Γ̄=γ^μ, and the resulting trace matches Lesson 21's already-showcased building block exactly.</w:t>
+        <w:t>For the QED vertex, Γ=γ</w:t>
+      </w:r>
+      <w:r>
+        <w:rPr>
+          <w:vertAlign w:val="superscript"/>
+        </w:rPr>
+        <w:t>μ</w:t>
+      </w:r>
+      <w:r>
+        <w:t>, Γ̄=γ</w:t>
+      </w:r>
+      <w:r>
+        <w:rPr>
+          <w:vertAlign w:val="superscript"/>
+        </w:rPr>
+        <w:t>μ</w:t>
+      </w:r>
+      <w:r>
+        <w:t>, and the resulting trace matches Lesson 21's already-showcased building block exactly.</w:t>
       </w:r>
     </w:p>
     <w:p>
@@ -1678,7 +2552,91 @@
         </w:numPr>
       </w:pPr>
       <w:r>
-        <w:t>The honest photon polarization sum is Σε_λ^iε_λ^j=δ^ij−k̂^ik̂^j; in practice this course uses the covariant replacement Σε^με^ν→−g^μν, justified only provisionally until Lesson 72.</w:t>
+        <w:t>The honest photon polarization sum is Σε</w:t>
+      </w:r>
+      <w:r>
+        <w:rPr>
+          <w:vertAlign w:val="subscript"/>
+        </w:rPr>
+        <w:t>λ</w:t>
+      </w:r>
+      <w:r>
+        <w:rPr>
+          <w:vertAlign w:val="superscript"/>
+        </w:rPr>
+        <w:t>i</w:t>
+      </w:r>
+      <w:r>
+        <w:t>ε</w:t>
+      </w:r>
+      <w:r>
+        <w:rPr>
+          <w:vertAlign w:val="subscript"/>
+        </w:rPr>
+        <w:t>λ</w:t>
+      </w:r>
+      <w:r>
+        <w:rPr>
+          <w:vertAlign w:val="superscript"/>
+        </w:rPr>
+        <w:t>j</w:t>
+      </w:r>
+      <w:r>
+        <w:t>=δ</w:t>
+      </w:r>
+      <w:r>
+        <w:rPr>
+          <w:vertAlign w:val="superscript"/>
+        </w:rPr>
+        <w:t>ij</w:t>
+      </w:r>
+      <w:r>
+        <w:t>−k̂</w:t>
+      </w:r>
+      <w:r>
+        <w:rPr>
+          <w:vertAlign w:val="superscript"/>
+        </w:rPr>
+        <w:t>i</w:t>
+      </w:r>
+      <w:r>
+        <w:t>k̂</w:t>
+      </w:r>
+      <w:r>
+        <w:rPr>
+          <w:vertAlign w:val="superscript"/>
+        </w:rPr>
+        <w:t>j</w:t>
+      </w:r>
+      <w:r>
+        <w:t>; in practice this course uses the covariant replacement Σε</w:t>
+      </w:r>
+      <w:r>
+        <w:rPr>
+          <w:vertAlign w:val="superscript"/>
+        </w:rPr>
+        <w:t>μ</w:t>
+      </w:r>
+      <w:r>
+        <w:t>ε</w:t>
+      </w:r>
+      <w:r>
+        <w:rPr>
+          <w:vertAlign w:val="superscript"/>
+        </w:rPr>
+        <w:t>ν</w:t>
+      </w:r>
+      <w:r>
+        <w:t>→−g</w:t>
+      </w:r>
+      <w:r>
+        <w:rPr>
+          <w:vertAlign w:val="superscript"/>
+        </w:rPr>
+        <w:t>μν</w:t>
+      </w:r>
+      <w:r>
+        <w:t>, justified only provisionally until Lesson 72.</w:t>
       </w:r>
     </w:p>
     <w:p>
@@ -1779,7 +2737,13 @@
           </w:tcPr>
           <w:p>
             <w:r>
-              <w:t>Explain, in your own words, the physical difference between an unmeasured final spin and an unprepared initial spin, and why this difference leads to summing in one case and averaging in the other.</w:t>
+              <w:rPr>
+                <w:b/>
+              </w:rPr>
+              <w:t>Extension.</w:t>
+            </w:r>
+            <w:r>
+              <w:t xml:space="preserve"> Explain, in your own words, the physical difference between an unmeasured final spin and an unprepared initial spin, and why this difference leads to summing in one case and averaging in the other.</w:t>
             </w:r>
           </w:p>
         </w:tc>
@@ -1817,7 +2781,13 @@
           </w:tcPr>
           <w:p>
             <w:r>
-              <w:t>For a process with two unmeasured initial fermions and no measured final spins, state the overall spin-averaging-and-summing factor, generalizing Section 1.2.</w:t>
+              <w:rPr>
+                <w:b/>
+              </w:rPr>
+              <w:t>Core.</w:t>
+            </w:r>
+            <w:r>
+              <w:t xml:space="preserve"> For a process with two unmeasured initial fermions and no measured final spins, state the overall spin-averaging-and-summing factor, generalizing Section 1.2.</w:t>
             </w:r>
           </w:p>
         </w:tc>
@@ -1853,7 +2823,13 @@
           </w:tcPr>
           <w:p>
             <w:r>
-              <w:t>Derive Γ̄=γ⁰Γ†γ⁰ by conjugating ū(p′)Γu(p) explicitly, following every step of Section 2.1.</w:t>
+              <w:rPr>
+                <w:b/>
+              </w:rPr>
+              <w:t>Extension.</w:t>
+            </w:r>
+            <w:r>
+              <w:t xml:space="preserve"> Derive Γ̄=γ⁰Γ†γ⁰ by conjugating ū(p′)Γu(p) explicitly, following every step of Section 2.1.</w:t>
             </w:r>
           </w:p>
         </w:tc>
@@ -1891,7 +2867,49 @@
           </w:tcPr>
           <w:p>
             <w:r>
-              <w:t>Verify Γ̄=γ^μ for Γ=γ^μ using γ⁰(γ^μ)†γ⁰=γ^μ, and state which earlier lesson established this Hermiticity property.</w:t>
+              <w:rPr>
+                <w:b/>
+              </w:rPr>
+              <w:t>Core.</w:t>
+            </w:r>
+            <w:r>
+              <w:t xml:space="preserve"> Verify Γ̄=γ</w:t>
+            </w:r>
+            <w:r>
+              <w:rPr>
+                <w:vertAlign w:val="superscript"/>
+              </w:rPr>
+              <w:t>μ</w:t>
+            </w:r>
+            <w:r>
+              <w:t xml:space="preserve"> for Γ=γ</w:t>
+            </w:r>
+            <w:r>
+              <w:rPr>
+                <w:vertAlign w:val="superscript"/>
+              </w:rPr>
+              <w:t>μ</w:t>
+            </w:r>
+            <w:r>
+              <w:t xml:space="preserve"> using γ⁰(γ</w:t>
+            </w:r>
+            <w:r>
+              <w:rPr>
+                <w:vertAlign w:val="superscript"/>
+              </w:rPr>
+              <w:t>μ</w:t>
+            </w:r>
+            <w:r>
+              <w:t>)†γ⁰=γ</w:t>
+            </w:r>
+            <w:r>
+              <w:rPr>
+                <w:vertAlign w:val="superscript"/>
+              </w:rPr>
+              <w:t>μ</w:t>
+            </w:r>
+            <w:r>
+              <w:t>, and state which earlier lesson established this Hermiticity property.</w:t>
             </w:r>
           </w:p>
         </w:tc>
@@ -1927,7 +2945,13 @@
           </w:tcPr>
           <w:p>
             <w:r>
-              <w:t>Compute Γ̄ for Γ=I (the identity matrix), and explain why the result is unsurprising.</w:t>
+              <w:rPr>
+                <w:b/>
+              </w:rPr>
+              <w:t>Core.</w:t>
+            </w:r>
+            <w:r>
+              <w:t xml:space="preserve"> Compute Γ̄ for Γ=I (the identity matrix), and explain why the result is unsurprising.</w:t>
             </w:r>
           </w:p>
         </w:tc>
@@ -1965,7 +2989,13 @@
           </w:tcPr>
           <w:p>
             <w:r>
-              <w:t>Write out Section 2.2's derivation with explicit spinor indices (a,b,c,d), showing how the two completeness relations collapse the double spin sum into a single trace.</w:t>
+              <w:rPr>
+                <w:b/>
+              </w:rPr>
+              <w:t>Extension.</w:t>
+            </w:r>
+            <w:r>
+              <w:t xml:space="preserve"> Write out Section 2.2's derivation with explicit spinor indices (a,b,c,d), showing how the two completeness relations collapse the double spin sum into a single trace.</w:t>
             </w:r>
           </w:p>
         </w:tc>
@@ -2001,7 +3031,13 @@
           </w:tcPr>
           <w:p>
             <w:r>
-              <w:t>Explain, using Worked example 2, why the specific index-contraction pattern of Section 2.2 produces a trace and not, for instance, a product of two separate traces.</w:t>
+              <w:rPr>
+                <w:b/>
+              </w:rPr>
+              <w:t>Extension.</w:t>
+            </w:r>
+            <w:r>
+              <w:t xml:space="preserve"> Explain, using Worked example 2, why the specific index-contraction pattern of Section 2.2 produces a trace and not, for instance, a product of two separate traces.</w:t>
             </w:r>
           </w:p>
         </w:tc>
@@ -2039,7 +3075,49 @@
           </w:tcPr>
           <w:p>
             <w:r>
-              <w:t>State Lesson 21, Section 5's trace Tr[(p̸₁+m)γ^μ(p̸₂+m)γ^ν] and use trace cyclicity to match it to Section 3.2's Tr[γ^μ(p̸+m)γ^ν(p̸′+m)].</w:t>
+              <w:rPr>
+                <w:b/>
+              </w:rPr>
+              <w:t>Core.</w:t>
+            </w:r>
+            <w:r>
+              <w:t xml:space="preserve"> State Lesson 21, Section 5's trace Tr[(p̸₁+m)γ</w:t>
+            </w:r>
+            <w:r>
+              <w:rPr>
+                <w:vertAlign w:val="superscript"/>
+              </w:rPr>
+              <w:t>μ</w:t>
+            </w:r>
+            <w:r>
+              <w:t>(p̸₂+m)γ</w:t>
+            </w:r>
+            <w:r>
+              <w:rPr>
+                <w:vertAlign w:val="superscript"/>
+              </w:rPr>
+              <w:t>ν</w:t>
+            </w:r>
+            <w:r>
+              <w:t>] and use trace cyclicity to match it to Section 3.2's Tr[γ</w:t>
+            </w:r>
+            <w:r>
+              <w:rPr>
+                <w:vertAlign w:val="superscript"/>
+              </w:rPr>
+              <w:t>μ</w:t>
+            </w:r>
+            <w:r>
+              <w:t>(p̸+m)γ</w:t>
+            </w:r>
+            <w:r>
+              <w:rPr>
+                <w:vertAlign w:val="superscript"/>
+              </w:rPr>
+              <w:t>ν</w:t>
+            </w:r>
+            <w:r>
+              <w:t>(p̸′+m)].</w:t>
             </w:r>
           </w:p>
         </w:tc>
@@ -2075,7 +3153,22 @@
           </w:tcPr>
           <w:p>
             <w:r>
-              <w:t>Using Worked example 3's explicit expansion, evaluate Section 3.2's trace for the specific case μ=ν (contracting the two vertex indices together, using g_μμ=4 for the trace of the metric with itself in four dimensions), and simplify the result.</w:t>
+              <w:rPr>
+                <w:b/>
+              </w:rPr>
+              <w:t>Core.</w:t>
+            </w:r>
+            <w:r>
+              <w:t xml:space="preserve"> Using Worked example 3's explicit expansion, evaluate Section 3.2's trace for the specific case μ=ν (contracting the two vertex indices together, using g</w:t>
+            </w:r>
+            <w:r>
+              <w:rPr>
+                <w:vertAlign w:val="subscript"/>
+              </w:rPr>
+              <w:t>μμ</w:t>
+            </w:r>
+            <w:r>
+              <w:t>=4 for the trace of the metric with itself in four dimensions), and simplify the result.</w:t>
             </w:r>
           </w:p>
         </w:tc>
@@ -2113,7 +3206,13 @@
           </w:tcPr>
           <w:p>
             <w:r>
-              <w:t>Explain why Worked example 4's argument shows the master formula applies to Compton scattering's full two-vertex amplitude (Lesson 50) without any new derivation.</w:t>
+              <w:rPr>
+                <w:b/>
+              </w:rPr>
+              <w:t>Extension.</w:t>
+            </w:r>
+            <w:r>
+              <w:t xml:space="preserve"> Explain why Worked example 4's argument shows the master formula applies to Compton scattering's full two-vertex amplitude (Lesson 50) without any new derivation.</w:t>
             </w:r>
           </w:p>
         </w:tc>
@@ -2149,7 +3248,79 @@
           </w:tcPr>
           <w:p>
             <w:r>
-              <w:t>Restate the honest photon polarization sum Σ_λε_λ^iε_λ^j=δ^ij−k̂^ik̂^j from Lesson 38, and state which lesson first used it to build a propagator (rather than an external-line sum).</w:t>
+              <w:rPr>
+                <w:b/>
+              </w:rPr>
+              <w:t>Core.</w:t>
+            </w:r>
+            <w:r>
+              <w:t xml:space="preserve"> Restate the honest photon polarization sum Σ</w:t>
+            </w:r>
+            <w:r>
+              <w:rPr>
+                <w:vertAlign w:val="subscript"/>
+              </w:rPr>
+              <w:t>λ</w:t>
+            </w:r>
+            <w:r>
+              <w:t>ε</w:t>
+            </w:r>
+            <w:r>
+              <w:rPr>
+                <w:vertAlign w:val="subscript"/>
+              </w:rPr>
+              <w:t>λ</w:t>
+            </w:r>
+            <w:r>
+              <w:rPr>
+                <w:vertAlign w:val="superscript"/>
+              </w:rPr>
+              <w:t>i</w:t>
+            </w:r>
+            <w:r>
+              <w:t>ε</w:t>
+            </w:r>
+            <w:r>
+              <w:rPr>
+                <w:vertAlign w:val="subscript"/>
+              </w:rPr>
+              <w:t>λ</w:t>
+            </w:r>
+            <w:r>
+              <w:rPr>
+                <w:vertAlign w:val="superscript"/>
+              </w:rPr>
+              <w:t>j</w:t>
+            </w:r>
+            <w:r>
+              <w:t>=δ</w:t>
+            </w:r>
+            <w:r>
+              <w:rPr>
+                <w:vertAlign w:val="superscript"/>
+              </w:rPr>
+              <w:t>ij</w:t>
+            </w:r>
+            <w:r>
+              <w:t>−k̂</w:t>
+            </w:r>
+            <w:r>
+              <w:rPr>
+                <w:vertAlign w:val="superscript"/>
+              </w:rPr>
+              <w:t>i</w:t>
+            </w:r>
+            <w:r>
+              <w:t>k̂</w:t>
+            </w:r>
+            <w:r>
+              <w:rPr>
+                <w:vertAlign w:val="superscript"/>
+              </w:rPr>
+              <w:t>j</w:t>
+            </w:r>
+            <w:r>
+              <w:t xml:space="preserve"> from Lesson 38, and state which lesson first used it to build a propagator (rather than an external-line sum).</w:t>
             </w:r>
           </w:p>
         </w:tc>
@@ -2187,7 +3358,40 @@
           </w:tcPr>
           <w:p>
             <w:r>
-              <w:t>State the covariant replacement Σε^με^ν→−g^μν, and explain, citing Lesson 48, Section 4.2, what specific k-dependent term is being dropped when this replacement is used in place of the honest sum.</w:t>
+              <w:rPr>
+                <w:b/>
+              </w:rPr>
+              <w:t>Extension.</w:t>
+            </w:r>
+            <w:r>
+              <w:t xml:space="preserve"> State the covariant replacement Σε</w:t>
+            </w:r>
+            <w:r>
+              <w:rPr>
+                <w:vertAlign w:val="superscript"/>
+              </w:rPr>
+              <w:t>μ</w:t>
+            </w:r>
+            <w:r>
+              <w:t>ε</w:t>
+            </w:r>
+            <w:r>
+              <w:rPr>
+                <w:vertAlign w:val="superscript"/>
+              </w:rPr>
+              <w:t>ν</w:t>
+            </w:r>
+            <w:r>
+              <w:t>→−g</w:t>
+            </w:r>
+            <w:r>
+              <w:rPr>
+                <w:vertAlign w:val="superscript"/>
+              </w:rPr>
+              <w:t>μν</w:t>
+            </w:r>
+            <w:r>
+              <w:t>, and explain, citing Lesson 48, Section 4.2, what specific k-dependent term is being dropped when this replacement is used in place of the honest sum.</w:t>
             </w:r>
           </w:p>
         </w:tc>
@@ -2223,7 +3427,13 @@
           </w:tcPr>
           <w:p>
             <w:r>
-              <w:t>Explain, in one or two sentences, why the covariant replacement is described in this lesson as only "provisionally" justified, rather than proven.</w:t>
+              <w:rPr>
+                <w:b/>
+              </w:rPr>
+              <w:t>Extension.</w:t>
+            </w:r>
+            <w:r>
+              <w:t xml:space="preserve"> Explain, in one or two sentences, why the covariant replacement is described in this lesson as only "provisionally" justified, rather than proven.</w:t>
             </w:r>
           </w:p>
         </w:tc>
@@ -2261,7 +3471,13 @@
           </w:tcPr>
           <w:p>
             <w:r>
-              <w:t>State which lesson (by number) supplies the missing proof referenced in Exercise 13, and name the identity it proves.</w:t>
+              <w:rPr>
+                <w:b/>
+              </w:rPr>
+              <w:t>Core.</w:t>
+            </w:r>
+            <w:r>
+              <w:t xml:space="preserve"> State which lesson (by number) supplies the missing proof referenced in Exercise 13, and name the identity it proves.</w:t>
             </w:r>
           </w:p>
         </w:tc>
@@ -2297,7 +3513,22 @@
           </w:tcPr>
           <w:p>
             <w:r>
-              <w:t>Explain why a term in an amplitude proportional to k^μ (where k is a photon's momentum) is expected to vanish when contracted with the electron current at the vertex where that photon attaches, citing the specific earlier result this relies on.</w:t>
+              <w:rPr>
+                <w:b/>
+              </w:rPr>
+              <w:t>Core.</w:t>
+            </w:r>
+            <w:r>
+              <w:t xml:space="preserve"> Explain why a term in an amplitude proportional to k</w:t>
+            </w:r>
+            <w:r>
+              <w:rPr>
+                <w:vertAlign w:val="superscript"/>
+              </w:rPr>
+              <w:t>μ</w:t>
+            </w:r>
+            <w:r>
+              <w:t xml:space="preserve"> (where k is a photon's momentum) is expected to vanish when contracted with the electron current at the vertex where that photon attaches, citing the specific earlier result this relies on.</w:t>
             </w:r>
           </w:p>
         </w:tc>
@@ -2335,7 +3566,13 @@
           </w:tcPr>
           <w:p>
             <w:r>
-              <w:t>Challenge: using Section 4.1's factor of 1/2 for one unmeasured initial spin, and imagining a process with one unmeasured initial fermion, one unmeasured initial photon, and unmeasured final spins for both a final fermion and a final photon, write the complete spin-and-polarization-averaged-and-summed expression schematically, indicating which sums carry an averaging factor and which do not.</w:t>
+              <w:rPr>
+                <w:b/>
+              </w:rPr>
+              <w:t>Challenge.</w:t>
+            </w:r>
+            <w:r>
+              <w:t xml:space="preserve"> Using Section 4.1's factor of 1/2 for one unmeasured initial spin, and imagining a process with one unmeasured initial fermion, one unmeasured initial photon, and unmeasured final spins for both a final fermion and a final photon, write the complete spin-and-polarization-averaged-and-summed expression schematically, indicating which sums carry an averaging factor and which do not.</w:t>
             </w:r>
           </w:p>
         </w:tc>
@@ -2352,6 +3589,14 @@
     <w:p>
       <w:r>
         <w:rPr>
+          <w:i/>
+        </w:rPr>
+        <w:t>Attempt each exercise before reading its solution. If you are stuck, read only the first sentence of the solution, then try again.</w:t>
+      </w:r>
+    </w:p>
+    <w:p>
+      <w:r>
+        <w:rPr>
           <w:b/>
         </w:rPr>
         <w:t>1.</w:t>
@@ -2374,7 +3619,25 @@
         <w:t xml:space="preserve"> </w:t>
       </w:r>
       <w:r>
-        <w:t>With two unmeasured initial fermions and no final-spin measurement, the factor is (1/2)(1/2)Σ_(s₁,s₂)=(1/4)Σ_(s₁,s₂), one factor of 1/2 for each unmeasured initial spin, with no analogous factor for the (also unmeasured, but summed rather than averaged) final spins.</w:t>
+        <w:t>With two unmeasured initial fermions and no final-spin measurement, the factor is (1/2)(1/2)Σ</w:t>
+      </w:r>
+      <w:r>
+        <w:rPr>
+          <w:vertAlign w:val="subscript"/>
+        </w:rPr>
+        <w:t>s₁,s₂</w:t>
+      </w:r>
+      <w:r>
+        <w:t>=(1/4)Σ</w:t>
+      </w:r>
+      <w:r>
+        <w:rPr>
+          <w:vertAlign w:val="subscript"/>
+        </w:rPr>
+        <w:t>s₁,s₂</w:t>
+      </w:r>
+      <w:r>
+        <w:t>, one factor of 1/2 for each unmeasured initial spin, with no analogous factor for the (also unmeasured, but summed rather than averaged) final spins.</w:t>
       </w:r>
     </w:p>
     <w:p>
@@ -2402,7 +3665,52 @@
         <w:t xml:space="preserve"> </w:t>
       </w:r>
       <w:r>
-        <w:t>Γ̄=γ⁰(γ^μ)†γ⁰. Lesson 21 established γ⁰(γ^μ)†γ⁰=γ^μ for all four values of μ (γ⁰ Hermitian, each γ^i anti-Hermitian, and the sandwich by γ⁰ converting the anti-Hermiticity into the same relation uniformly), so Γ̄=γ^μ=Γ.</w:t>
+        <w:t>Γ̄=γ⁰(γ</w:t>
+      </w:r>
+      <w:r>
+        <w:rPr>
+          <w:vertAlign w:val="superscript"/>
+        </w:rPr>
+        <w:t>μ</w:t>
+      </w:r>
+      <w:r>
+        <w:t>)†γ⁰. Lesson 21 established γ⁰(γ</w:t>
+      </w:r>
+      <w:r>
+        <w:rPr>
+          <w:vertAlign w:val="superscript"/>
+        </w:rPr>
+        <w:t>μ</w:t>
+      </w:r>
+      <w:r>
+        <w:t>)†γ⁰=γ</w:t>
+      </w:r>
+      <w:r>
+        <w:rPr>
+          <w:vertAlign w:val="superscript"/>
+        </w:rPr>
+        <w:t>μ</w:t>
+      </w:r>
+      <w:r>
+        <w:t xml:space="preserve"> for all four values of μ (γ⁰ Hermitian, each γ</w:t>
+      </w:r>
+      <w:r>
+        <w:rPr>
+          <w:vertAlign w:val="superscript"/>
+        </w:rPr>
+        <w:t>i</w:t>
+      </w:r>
+      <w:r>
+        <w:t xml:space="preserve"> anti-Hermitian, and the sandwich by γ⁰ converting the anti-Hermiticity into the same relation uniformly), so Γ̄=γ</w:t>
+      </w:r>
+      <w:r>
+        <w:rPr>
+          <w:vertAlign w:val="superscript"/>
+        </w:rPr>
+        <w:t>μ</w:t>
+      </w:r>
+      <w:r>
+        <w:t>=Γ.</w:t>
       </w:r>
     </w:p>
     <w:p>
@@ -2430,7 +3738,340 @@
         <w:t xml:space="preserve"> </w:t>
       </w:r>
       <w:r>
-        <w:t>Writing ū_s′(p′)Γu_s(p)=ū_s′_a(p′)Γ_ab u_s_b(p) and ū_s(p)Γ̄u_s′(p′)=ū_s_c(p)Γ̄_cd u_s′_d(p′) (spinor indices a,b,c,d), the product summed over s and s′ is Σ_(s,s′) ū_s′_a(p′)Γ_ab u_s_b(p) ū_s_c(p) Γ̄_cd u_s′_d(p′) = Γ_ab Γ̄_cd [Σ_s u_s_b(p)ū_s_c(p)][Σ_s′u_s′_d(p′)ū_s′_a(p′)] = Γ_ab Γ̄_cd (p̸+m)_bc (p̸′+m)_da, using the completeness relations to replace each spin sum by a single matrix.</w:t>
+        <w:t>Writing ū</w:t>
+      </w:r>
+      <w:r>
+        <w:rPr>
+          <w:vertAlign w:val="subscript"/>
+        </w:rPr>
+        <w:t>s′</w:t>
+      </w:r>
+      <w:r>
+        <w:t>(p′)Γu</w:t>
+      </w:r>
+      <w:r>
+        <w:rPr>
+          <w:vertAlign w:val="subscript"/>
+        </w:rPr>
+        <w:t>s</w:t>
+      </w:r>
+      <w:r>
+        <w:t>(p)=ū</w:t>
+      </w:r>
+      <w:r>
+        <w:rPr>
+          <w:vertAlign w:val="subscript"/>
+        </w:rPr>
+        <w:t>s′</w:t>
+      </w:r>
+      <w:r>
+        <w:rPr>
+          <w:vertAlign w:val="subscript"/>
+        </w:rPr>
+        <w:t>a</w:t>
+      </w:r>
+      <w:r>
+        <w:t>(p′)Γ</w:t>
+      </w:r>
+      <w:r>
+        <w:rPr>
+          <w:vertAlign w:val="subscript"/>
+        </w:rPr>
+        <w:t>a</w:t>
+      </w:r>
+      <w:r>
+        <w:t>b u</w:t>
+      </w:r>
+      <w:r>
+        <w:rPr>
+          <w:vertAlign w:val="subscript"/>
+        </w:rPr>
+        <w:t>s</w:t>
+      </w:r>
+      <w:r>
+        <w:rPr>
+          <w:vertAlign w:val="subscript"/>
+        </w:rPr>
+        <w:t>b</w:t>
+      </w:r>
+      <w:r>
+        <w:t>(p) and ū</w:t>
+      </w:r>
+      <w:r>
+        <w:rPr>
+          <w:vertAlign w:val="subscript"/>
+        </w:rPr>
+        <w:t>s</w:t>
+      </w:r>
+      <w:r>
+        <w:t>(p)Γ̄u</w:t>
+      </w:r>
+      <w:r>
+        <w:rPr>
+          <w:vertAlign w:val="subscript"/>
+        </w:rPr>
+        <w:t>s′</w:t>
+      </w:r>
+      <w:r>
+        <w:t>(p′)=ū</w:t>
+      </w:r>
+      <w:r>
+        <w:rPr>
+          <w:vertAlign w:val="subscript"/>
+        </w:rPr>
+        <w:t>s</w:t>
+      </w:r>
+      <w:r>
+        <w:rPr>
+          <w:vertAlign w:val="subscript"/>
+        </w:rPr>
+        <w:t>c</w:t>
+      </w:r>
+      <w:r>
+        <w:t>(p)Γ̄</w:t>
+      </w:r>
+      <w:r>
+        <w:rPr>
+          <w:vertAlign w:val="subscript"/>
+        </w:rPr>
+        <w:t>c</w:t>
+      </w:r>
+      <w:r>
+        <w:t>d u</w:t>
+      </w:r>
+      <w:r>
+        <w:rPr>
+          <w:vertAlign w:val="subscript"/>
+        </w:rPr>
+        <w:t>s′</w:t>
+      </w:r>
+      <w:r>
+        <w:rPr>
+          <w:vertAlign w:val="subscript"/>
+        </w:rPr>
+        <w:t>d</w:t>
+      </w:r>
+      <w:r>
+        <w:t>(p′) (spinor indices a,b,c,d), the product summed over s and s′ is Σ</w:t>
+      </w:r>
+      <w:r>
+        <w:rPr>
+          <w:vertAlign w:val="subscript"/>
+        </w:rPr>
+        <w:t>s,s′</w:t>
+      </w:r>
+      <w:r>
+        <w:t xml:space="preserve"> ū</w:t>
+      </w:r>
+      <w:r>
+        <w:rPr>
+          <w:vertAlign w:val="subscript"/>
+        </w:rPr>
+        <w:t>s′</w:t>
+      </w:r>
+      <w:r>
+        <w:rPr>
+          <w:vertAlign w:val="subscript"/>
+        </w:rPr>
+        <w:t>a</w:t>
+      </w:r>
+      <w:r>
+        <w:t>(p′)Γ</w:t>
+      </w:r>
+      <w:r>
+        <w:rPr>
+          <w:vertAlign w:val="subscript"/>
+        </w:rPr>
+        <w:t>a</w:t>
+      </w:r>
+      <w:r>
+        <w:t>b u</w:t>
+      </w:r>
+      <w:r>
+        <w:rPr>
+          <w:vertAlign w:val="subscript"/>
+        </w:rPr>
+        <w:t>s</w:t>
+      </w:r>
+      <w:r>
+        <w:rPr>
+          <w:vertAlign w:val="subscript"/>
+        </w:rPr>
+        <w:t>b</w:t>
+      </w:r>
+      <w:r>
+        <w:t>(p) ū</w:t>
+      </w:r>
+      <w:r>
+        <w:rPr>
+          <w:vertAlign w:val="subscript"/>
+        </w:rPr>
+        <w:t>s</w:t>
+      </w:r>
+      <w:r>
+        <w:rPr>
+          <w:vertAlign w:val="subscript"/>
+        </w:rPr>
+        <w:t>c</w:t>
+      </w:r>
+      <w:r>
+        <w:t>(p) Γ̄</w:t>
+      </w:r>
+      <w:r>
+        <w:rPr>
+          <w:vertAlign w:val="subscript"/>
+        </w:rPr>
+        <w:t>c</w:t>
+      </w:r>
+      <w:r>
+        <w:t>d u</w:t>
+      </w:r>
+      <w:r>
+        <w:rPr>
+          <w:vertAlign w:val="subscript"/>
+        </w:rPr>
+        <w:t>s′</w:t>
+      </w:r>
+      <w:r>
+        <w:rPr>
+          <w:vertAlign w:val="subscript"/>
+        </w:rPr>
+        <w:t>d</w:t>
+      </w:r>
+      <w:r>
+        <w:t>(p′) = Γ</w:t>
+      </w:r>
+      <w:r>
+        <w:rPr>
+          <w:vertAlign w:val="subscript"/>
+        </w:rPr>
+        <w:t>a</w:t>
+      </w:r>
+      <w:r>
+        <w:t>b Γ̄</w:t>
+      </w:r>
+      <w:r>
+        <w:rPr>
+          <w:vertAlign w:val="subscript"/>
+        </w:rPr>
+        <w:t>c</w:t>
+      </w:r>
+      <w:r>
+        <w:t>d [Σ</w:t>
+      </w:r>
+      <w:r>
+        <w:rPr>
+          <w:vertAlign w:val="subscript"/>
+        </w:rPr>
+        <w:t>s</w:t>
+      </w:r>
+      <w:r>
+        <w:t xml:space="preserve"> u</w:t>
+      </w:r>
+      <w:r>
+        <w:rPr>
+          <w:vertAlign w:val="subscript"/>
+        </w:rPr>
+        <w:t>s</w:t>
+      </w:r>
+      <w:r>
+        <w:rPr>
+          <w:vertAlign w:val="subscript"/>
+        </w:rPr>
+        <w:t>b</w:t>
+      </w:r>
+      <w:r>
+        <w:t>(p)ū</w:t>
+      </w:r>
+      <w:r>
+        <w:rPr>
+          <w:vertAlign w:val="subscript"/>
+        </w:rPr>
+        <w:t>s</w:t>
+      </w:r>
+      <w:r>
+        <w:rPr>
+          <w:vertAlign w:val="subscript"/>
+        </w:rPr>
+        <w:t>c</w:t>
+      </w:r>
+      <w:r>
+        <w:t>(p)][Σ</w:t>
+      </w:r>
+      <w:r>
+        <w:rPr>
+          <w:vertAlign w:val="subscript"/>
+        </w:rPr>
+        <w:t>s′</w:t>
+      </w:r>
+      <w:r>
+        <w:t>u</w:t>
+      </w:r>
+      <w:r>
+        <w:rPr>
+          <w:vertAlign w:val="subscript"/>
+        </w:rPr>
+        <w:t>s′</w:t>
+      </w:r>
+      <w:r>
+        <w:rPr>
+          <w:vertAlign w:val="subscript"/>
+        </w:rPr>
+        <w:t>d</w:t>
+      </w:r>
+      <w:r>
+        <w:t>(p′)ū</w:t>
+      </w:r>
+      <w:r>
+        <w:rPr>
+          <w:vertAlign w:val="subscript"/>
+        </w:rPr>
+        <w:t>s′</w:t>
+      </w:r>
+      <w:r>
+        <w:rPr>
+          <w:vertAlign w:val="subscript"/>
+        </w:rPr>
+        <w:t>a</w:t>
+      </w:r>
+      <w:r>
+        <w:t>(p′)] = Γ</w:t>
+      </w:r>
+      <w:r>
+        <w:rPr>
+          <w:vertAlign w:val="subscript"/>
+        </w:rPr>
+        <w:t>a</w:t>
+      </w:r>
+      <w:r>
+        <w:t>b Γ̄</w:t>
+      </w:r>
+      <w:r>
+        <w:rPr>
+          <w:vertAlign w:val="subscript"/>
+        </w:rPr>
+        <w:t>c</w:t>
+      </w:r>
+      <w:r>
+        <w:t>d (p̸+m)</w:t>
+      </w:r>
+      <w:r>
+        <w:rPr>
+          <w:vertAlign w:val="subscript"/>
+        </w:rPr>
+        <w:t>b</w:t>
+      </w:r>
+      <w:r>
+        <w:t>c (p̸′+m)</w:t>
+      </w:r>
+      <w:r>
+        <w:rPr>
+          <w:vertAlign w:val="subscript"/>
+        </w:rPr>
+        <w:t>d</w:t>
+      </w:r>
+      <w:r>
+        <w:t>a, using the completeness relations to replace each spin sum by a single matrix.</w:t>
       </w:r>
     </w:p>
     <w:p>
@@ -2444,7 +4085,52 @@
         <w:t xml:space="preserve"> </w:t>
       </w:r>
       <w:r>
-        <w:t>The final expression Γ_ab(p̸+m)_bcΓ̄_cd(p̸′+m)_da has its last index, d, matching the first index of the entire chain, a, exactly the closure condition that defines a trace (Tr[M]=M_aa, summed); had the indices instead paired off into two separate closed loops, the result would have factored into a product of two traces rather than one, but the specific alternating pattern of Γ and the completeness matrices here produces a single, unbroken chain.</w:t>
+        <w:t>The final expression Γ</w:t>
+      </w:r>
+      <w:r>
+        <w:rPr>
+          <w:vertAlign w:val="subscript"/>
+        </w:rPr>
+        <w:t>a</w:t>
+      </w:r>
+      <w:r>
+        <w:t>b(p̸+m)</w:t>
+      </w:r>
+      <w:r>
+        <w:rPr>
+          <w:vertAlign w:val="subscript"/>
+        </w:rPr>
+        <w:t>b</w:t>
+      </w:r>
+      <w:r>
+        <w:t>cΓ̄</w:t>
+      </w:r>
+      <w:r>
+        <w:rPr>
+          <w:vertAlign w:val="subscript"/>
+        </w:rPr>
+        <w:t>c</w:t>
+      </w:r>
+      <w:r>
+        <w:t>d(p̸′+m)</w:t>
+      </w:r>
+      <w:r>
+        <w:rPr>
+          <w:vertAlign w:val="subscript"/>
+        </w:rPr>
+        <w:t>d</w:t>
+      </w:r>
+      <w:r>
+        <w:t>a has its last index, d, matching the first index of the entire chain, a, exactly the closure condition that defines a trace (Tr[M]=M</w:t>
+      </w:r>
+      <w:r>
+        <w:rPr>
+          <w:vertAlign w:val="subscript"/>
+        </w:rPr>
+        <w:t>a</w:t>
+      </w:r>
+      <w:r>
+        <w:t>a, summed); had the indices instead paired off into two separate closed loops, the result would have factored into a product of two traces rather than one, but the specific alternating pattern of Γ and the completeness matrices here produces a single, unbroken chain.</w:t>
       </w:r>
     </w:p>
     <w:p>
@@ -2458,7 +4144,106 @@
         <w:t xml:space="preserve"> </w:t>
       </w:r>
       <w:r>
-        <w:t>Lesson 21 gives Tr[(p̸₁+m)γ^μ(p̸₂+m)γ^ν]=4[p₁^μp₂^ν−(p₁·p₂−m²)g^μν+p₁^νp₂^μ]. Using cyclicity, Tr[γ^μ(p̸+m)γ^ν(p̸′+m)]=Tr[(p̸′+m)γ^μ(p̸+m)γ^ν] (cycling the last factor to the front), matching Lesson 21's pattern with p₁→p′, p₂→p.</w:t>
+        <w:t>Lesson 21 gives Tr[(p̸₁+m)γ</w:t>
+      </w:r>
+      <w:r>
+        <w:rPr>
+          <w:vertAlign w:val="superscript"/>
+        </w:rPr>
+        <w:t>μ</w:t>
+      </w:r>
+      <w:r>
+        <w:t>(p̸₂+m)γ</w:t>
+      </w:r>
+      <w:r>
+        <w:rPr>
+          <w:vertAlign w:val="superscript"/>
+        </w:rPr>
+        <w:t>ν</w:t>
+      </w:r>
+      <w:r>
+        <w:t>]=4[p₁</w:t>
+      </w:r>
+      <w:r>
+        <w:rPr>
+          <w:vertAlign w:val="superscript"/>
+        </w:rPr>
+        <w:t>μ</w:t>
+      </w:r>
+      <w:r>
+        <w:t>p₂</w:t>
+      </w:r>
+      <w:r>
+        <w:rPr>
+          <w:vertAlign w:val="superscript"/>
+        </w:rPr>
+        <w:t>ν</w:t>
+      </w:r>
+      <w:r>
+        <w:t>−(p₁·p₂−m²)g</w:t>
+      </w:r>
+      <w:r>
+        <w:rPr>
+          <w:vertAlign w:val="superscript"/>
+        </w:rPr>
+        <w:t>μν</w:t>
+      </w:r>
+      <w:r>
+        <w:t>+p₁</w:t>
+      </w:r>
+      <w:r>
+        <w:rPr>
+          <w:vertAlign w:val="superscript"/>
+        </w:rPr>
+        <w:t>ν</w:t>
+      </w:r>
+      <w:r>
+        <w:t>p₂</w:t>
+      </w:r>
+      <w:r>
+        <w:rPr>
+          <w:vertAlign w:val="superscript"/>
+        </w:rPr>
+        <w:t>μ</w:t>
+      </w:r>
+      <w:r>
+        <w:t>]. Using cyclicity, Tr[γ</w:t>
+      </w:r>
+      <w:r>
+        <w:rPr>
+          <w:vertAlign w:val="superscript"/>
+        </w:rPr>
+        <w:t>μ</w:t>
+      </w:r>
+      <w:r>
+        <w:t>(p̸+m)γ</w:t>
+      </w:r>
+      <w:r>
+        <w:rPr>
+          <w:vertAlign w:val="superscript"/>
+        </w:rPr>
+        <w:t>ν</w:t>
+      </w:r>
+      <w:r>
+        <w:t>(p̸′+m)]=Tr[(p̸′+m)γ</w:t>
+      </w:r>
+      <w:r>
+        <w:rPr>
+          <w:vertAlign w:val="superscript"/>
+        </w:rPr>
+        <w:t>μ</w:t>
+      </w:r>
+      <w:r>
+        <w:t>(p̸+m)γ</w:t>
+      </w:r>
+      <w:r>
+        <w:rPr>
+          <w:vertAlign w:val="superscript"/>
+        </w:rPr>
+        <w:t>ν</w:t>
+      </w:r>
+      <w:r>
+        <w:t>] (cycling the last factor to the front), matching Lesson 21's pattern with p₁→p′, p₂→p.</w:t>
       </w:r>
     </w:p>
     <w:p>
@@ -2472,7 +4257,73 @@
         <w:t xml:space="preserve"> </w:t>
       </w:r>
       <w:r>
-        <w:t>Setting ν=μ in Worked example 3's result and summing over μ (using g^μ_μ=4, Lesson 4/20's trace of the metric with itself): 4[p′^μp_μ−(p′·p−m²)g^μ_μ+p′^μp_μ]=4[p′·p−4(p′·p−m²)+p′·p]=4[2p′·p−4p′·p+4m²]=4[4m²−2p′·p]=16m²−8p′·p, the simplified, fully contracted result.</w:t>
+        <w:t>Setting ν=μ in Worked example 3's result and summing over μ (using g</w:t>
+      </w:r>
+      <w:r>
+        <w:rPr>
+          <w:vertAlign w:val="superscript"/>
+        </w:rPr>
+        <w:t>μ</w:t>
+      </w:r>
+      <w:r>
+        <w:rPr>
+          <w:vertAlign w:val="subscript"/>
+        </w:rPr>
+        <w:t>μ</w:t>
+      </w:r>
+      <w:r>
+        <w:t>=4, Lesson 4/20's trace of the metric with itself): 4[p′</w:t>
+      </w:r>
+      <w:r>
+        <w:rPr>
+          <w:vertAlign w:val="superscript"/>
+        </w:rPr>
+        <w:t>μ</w:t>
+      </w:r>
+      <w:r>
+        <w:t>p</w:t>
+      </w:r>
+      <w:r>
+        <w:rPr>
+          <w:vertAlign w:val="subscript"/>
+        </w:rPr>
+        <w:t>μ</w:t>
+      </w:r>
+      <w:r>
+        <w:t>−(p′·p−m²)g</w:t>
+      </w:r>
+      <w:r>
+        <w:rPr>
+          <w:vertAlign w:val="superscript"/>
+        </w:rPr>
+        <w:t>μ</w:t>
+      </w:r>
+      <w:r>
+        <w:rPr>
+          <w:vertAlign w:val="subscript"/>
+        </w:rPr>
+        <w:t>μ</w:t>
+      </w:r>
+      <w:r>
+        <w:t>+p′</w:t>
+      </w:r>
+      <w:r>
+        <w:rPr>
+          <w:vertAlign w:val="superscript"/>
+        </w:rPr>
+        <w:t>μ</w:t>
+      </w:r>
+      <w:r>
+        <w:t>p</w:t>
+      </w:r>
+      <w:r>
+        <w:rPr>
+          <w:vertAlign w:val="subscript"/>
+        </w:rPr>
+        <w:t>μ</w:t>
+      </w:r>
+      <w:r>
+        <w:t>]=4[p′·p−4(p′·p−m²)+p′·p]=4[2p′·p−4p′·p+4m²]=4[4m²−2p′·p]=16m²−8p′·p, the simplified, fully contracted result.</w:t>
       </w:r>
     </w:p>
     <w:p>
@@ -2486,7 +4337,25 @@
         <w:t xml:space="preserve"> </w:t>
       </w:r>
       <w:r>
-        <w:t>Worked example 4 showed the master formula's derivation only assumed ℳ has the form ū(p′)[Γ]u(p) for some matrix Γ, with no restriction on Γ's internal structure; Lesson 50's Compton amplitude, iℳ=(ieγ^α)[propagator]γ^β)u(p) sandwiched with ū(p′), is already exactly of this form once the propagator's explicit matrix structure is substituted in, so no new derivation is needed to apply the master formula to it.</w:t>
+        <w:t>Worked example 4 showed the master formula's derivation only assumed ℳ has the form ū(p′)[Γ]u(p) for some matrix Γ, with no restriction on Γ's internal structure; Lesson 50's Compton amplitude, iℳ=(ieγ</w:t>
+      </w:r>
+      <w:r>
+        <w:rPr>
+          <w:vertAlign w:val="superscript"/>
+        </w:rPr>
+        <w:t>α</w:t>
+      </w:r>
+      <w:r>
+        <w:t>)[propagator]γ</w:t>
+      </w:r>
+      <w:r>
+        <w:rPr>
+          <w:vertAlign w:val="superscript"/>
+        </w:rPr>
+        <w:t>β</w:t>
+      </w:r>
+      <w:r>
+        <w:t>)u(p) sandwiched with ū(p′), is already exactly of this form once the propagator's explicit matrix structure is substituted in, so no new derivation is needed to apply the master formula to it.</w:t>
       </w:r>
     </w:p>
     <w:p>
@@ -2500,7 +4369,88 @@
         <w:t xml:space="preserve"> </w:t>
       </w:r>
       <w:r>
-        <w:t>Σ_λε_λ^i(k)ε_λ^j(k)=δ^ij−k̂^ik̂^j (Lesson 38); Lesson 48 was the first to use it in building a propagator, specifically the Coulomb-gauge photon propagator D_F^ij(k) of Lesson 48, Section 3.1.</w:t>
+        <w:t>Σ</w:t>
+      </w:r>
+      <w:r>
+        <w:rPr>
+          <w:vertAlign w:val="subscript"/>
+        </w:rPr>
+        <w:t>λ</w:t>
+      </w:r>
+      <w:r>
+        <w:t>ε</w:t>
+      </w:r>
+      <w:r>
+        <w:rPr>
+          <w:vertAlign w:val="subscript"/>
+        </w:rPr>
+        <w:t>λ</w:t>
+      </w:r>
+      <w:r>
+        <w:rPr>
+          <w:vertAlign w:val="superscript"/>
+        </w:rPr>
+        <w:t>i</w:t>
+      </w:r>
+      <w:r>
+        <w:t>(k)ε</w:t>
+      </w:r>
+      <w:r>
+        <w:rPr>
+          <w:vertAlign w:val="subscript"/>
+        </w:rPr>
+        <w:t>λ</w:t>
+      </w:r>
+      <w:r>
+        <w:rPr>
+          <w:vertAlign w:val="superscript"/>
+        </w:rPr>
+        <w:t>j</w:t>
+      </w:r>
+      <w:r>
+        <w:t>(k)=δ</w:t>
+      </w:r>
+      <w:r>
+        <w:rPr>
+          <w:vertAlign w:val="superscript"/>
+        </w:rPr>
+        <w:t>ij</w:t>
+      </w:r>
+      <w:r>
+        <w:t>−k̂</w:t>
+      </w:r>
+      <w:r>
+        <w:rPr>
+          <w:vertAlign w:val="superscript"/>
+        </w:rPr>
+        <w:t>i</w:t>
+      </w:r>
+      <w:r>
+        <w:t>k̂</w:t>
+      </w:r>
+      <w:r>
+        <w:rPr>
+          <w:vertAlign w:val="superscript"/>
+        </w:rPr>
+        <w:t>j</w:t>
+      </w:r>
+      <w:r>
+        <w:t xml:space="preserve"> (Lesson 38); Lesson 48 was the first to use it in building a propagator, specifically the Coulomb-gauge photon propagator D</w:t>
+      </w:r>
+      <w:r>
+        <w:rPr>
+          <w:vertAlign w:val="subscript"/>
+        </w:rPr>
+        <w:t>F</w:t>
+      </w:r>
+      <w:r>
+        <w:rPr>
+          <w:vertAlign w:val="superscript"/>
+        </w:rPr>
+        <w:t>ij</w:t>
+      </w:r>
+      <w:r>
+        <w:t>(k) of Lesson 48, Section 3.1.</w:t>
       </w:r>
     </w:p>
     <w:p>
@@ -2514,7 +4464,97 @@
         <w:t xml:space="preserve"> </w:t>
       </w:r>
       <w:r>
-        <w:t>Σε^με^ν→−g^μν; Lesson 48, Section 4.2, computed that the spatial-spatial block of this covariant object, −g^ij=δ^ij, differs from the honest Coulomb-gauge sum δ^ij−k̂^ik̂^j by exactly k̂^ik̂^j, a term proportional to the photon's own momentum direction, which is what is being effectively dropped (or rather, added and relied upon to cancel elsewhere) when the covariant replacement is used.</w:t>
+        <w:t>Σε</w:t>
+      </w:r>
+      <w:r>
+        <w:rPr>
+          <w:vertAlign w:val="superscript"/>
+        </w:rPr>
+        <w:t>μ</w:t>
+      </w:r>
+      <w:r>
+        <w:t>ε</w:t>
+      </w:r>
+      <w:r>
+        <w:rPr>
+          <w:vertAlign w:val="superscript"/>
+        </w:rPr>
+        <w:t>ν</w:t>
+      </w:r>
+      <w:r>
+        <w:t>→−g</w:t>
+      </w:r>
+      <w:r>
+        <w:rPr>
+          <w:vertAlign w:val="superscript"/>
+        </w:rPr>
+        <w:t>μν</w:t>
+      </w:r>
+      <w:r>
+        <w:t>; Lesson 48, Section 4.2, computed that the spatial-spatial block of this covariant object, −g</w:t>
+      </w:r>
+      <w:r>
+        <w:rPr>
+          <w:vertAlign w:val="superscript"/>
+        </w:rPr>
+        <w:t>ij</w:t>
+      </w:r>
+      <w:r>
+        <w:t>=δ</w:t>
+      </w:r>
+      <w:r>
+        <w:rPr>
+          <w:vertAlign w:val="superscript"/>
+        </w:rPr>
+        <w:t>ij</w:t>
+      </w:r>
+      <w:r>
+        <w:t>, differs from the honest Coulomb-gauge sum δ</w:t>
+      </w:r>
+      <w:r>
+        <w:rPr>
+          <w:vertAlign w:val="superscript"/>
+        </w:rPr>
+        <w:t>ij</w:t>
+      </w:r>
+      <w:r>
+        <w:t>−k̂</w:t>
+      </w:r>
+      <w:r>
+        <w:rPr>
+          <w:vertAlign w:val="superscript"/>
+        </w:rPr>
+        <w:t>i</w:t>
+      </w:r>
+      <w:r>
+        <w:t>k̂</w:t>
+      </w:r>
+      <w:r>
+        <w:rPr>
+          <w:vertAlign w:val="superscript"/>
+        </w:rPr>
+        <w:t>j</w:t>
+      </w:r>
+      <w:r>
+        <w:t xml:space="preserve"> by exactly k̂</w:t>
+      </w:r>
+      <w:r>
+        <w:rPr>
+          <w:vertAlign w:val="superscript"/>
+        </w:rPr>
+        <w:t>i</w:t>
+      </w:r>
+      <w:r>
+        <w:t>k̂</w:t>
+      </w:r>
+      <w:r>
+        <w:rPr>
+          <w:vertAlign w:val="superscript"/>
+        </w:rPr>
+        <w:t>j</w:t>
+      </w:r>
+      <w:r>
+        <w:t>, a term proportional to the photon's own momentum direction, which is what is being effectively dropped (or rather, added and relied upon to cancel elsewhere) when the covariant replacement is used.</w:t>
       </w:r>
     </w:p>
     <w:p>
@@ -2528,7 +4568,16 @@
         <w:t xml:space="preserve"> </w:t>
       </w:r>
       <w:r>
-        <w:t>The replacement is called provisional because this course has, so far, only given a partial, qualitative argument (Lesson 48, Section 4.3) that terms proportional to k^μ vanish against a conserved current; that argument has not been shown to hold at the level of a complete, multi-vertex quantum amplitude, only for the classical current of Lesson 42, so the replacement's validity for actual scattering calculations remains asserted rather than proven at this point in the course.</w:t>
+        <w:t>The replacement is called provisional because this course has, so far, only given a partial, qualitative argument (Lesson 48, Section 4.3) that terms proportional to k</w:t>
+      </w:r>
+      <w:r>
+        <w:rPr>
+          <w:vertAlign w:val="superscript"/>
+        </w:rPr>
+        <w:t>μ</w:t>
+      </w:r>
+      <w:r>
+        <w:t xml:space="preserve"> vanish against a conserved current; that argument has not been shown to hold at the level of a complete, multi-vertex quantum amplitude, only for the classical current of Lesson 42, so the replacement's validity for actual scattering calculations remains asserted rather than proven at this point in the course.</w:t>
       </w:r>
     </w:p>
     <w:p>
@@ -2542,7 +4591,25 @@
         <w:t xml:space="preserve"> </w:t>
       </w:r>
       <w:r>
-        <w:t>Lesson 72 supplies the missing proof, establishing the Ward identity, the precise statement that guarantees amplitudes built from ℒ_QED are insensitive to this kind of k^μ-proportional ambiguity in the photon propagator or polarization sum.</w:t>
+        <w:t>Lesson 72 supplies the missing proof, establishing the Ward identity, the precise statement that guarantees amplitudes built from ℒ</w:t>
+      </w:r>
+      <w:r>
+        <w:rPr>
+          <w:vertAlign w:val="subscript"/>
+        </w:rPr>
+        <w:t>QED</w:t>
+      </w:r>
+      <w:r>
+        <w:t xml:space="preserve"> are insensitive to this kind of k</w:t>
+      </w:r>
+      <w:r>
+        <w:rPr>
+          <w:vertAlign w:val="superscript"/>
+        </w:rPr>
+        <w:t>μ</w:t>
+      </w:r>
+      <w:r>
+        <w:t>-proportional ambiguity in the photon propagator or polarization sum.</w:t>
       </w:r>
     </w:p>
     <w:p>
@@ -2556,7 +4623,52 @@
         <w:t xml:space="preserve"> </w:t>
       </w:r>
       <w:r>
-        <w:t>This relies on Lesson 42, Section 5.1's derivation of current conservation, ∂_μj^μ=0, which becomes k_μj^μ(k)=0 in momentum space; a term proportional to k^μ, contracted with such a current, gives zero by this relation directly, the same argument already given in Lesson 48, Section 4.3, for the propagator and extended here to the external polarization sum.</w:t>
+        <w:t>This relies on Lesson 42, Section 5.1's derivation of current conservation, ∂</w:t>
+      </w:r>
+      <w:r>
+        <w:rPr>
+          <w:vertAlign w:val="subscript"/>
+        </w:rPr>
+        <w:t>μ</w:t>
+      </w:r>
+      <w:r>
+        <w:t>j</w:t>
+      </w:r>
+      <w:r>
+        <w:rPr>
+          <w:vertAlign w:val="superscript"/>
+        </w:rPr>
+        <w:t>μ</w:t>
+      </w:r>
+      <w:r>
+        <w:t>=0, which becomes k</w:t>
+      </w:r>
+      <w:r>
+        <w:rPr>
+          <w:vertAlign w:val="subscript"/>
+        </w:rPr>
+        <w:t>μ</w:t>
+      </w:r>
+      <w:r>
+        <w:t>j</w:t>
+      </w:r>
+      <w:r>
+        <w:rPr>
+          <w:vertAlign w:val="superscript"/>
+        </w:rPr>
+        <w:t>μ</w:t>
+      </w:r>
+      <w:r>
+        <w:t>(k)=0 in momentum space; a term proportional to k</w:t>
+      </w:r>
+      <w:r>
+        <w:rPr>
+          <w:vertAlign w:val="superscript"/>
+        </w:rPr>
+        <w:t>μ</w:t>
+      </w:r>
+      <w:r>
+        <w:t>, contracted with such a current, gives zero by this relation directly, the same argument already given in Lesson 48, Section 4.3, for the propagator and extended here to the external polarization sum.</w:t>
       </w:r>
     </w:p>
     <w:p>
@@ -2570,7 +4682,43 @@
         <w:t xml:space="preserve"> </w:t>
       </w:r>
       <w:r>
-        <w:t>Schematically, (1/2)Σ_(s) (1/2)Σ_λ Σ_(s′) Σ_λ′ |ℳ|², with a factor of 1/2 attached to each of the two unmeasured initial degrees of freedom (the initial fermion's spin s and the initial photon's polarization λ, both averaged), and plain, unweighted sums over the two unmeasured final degrees of freedom (the final fermion's spin s′ and the final photon's polarization λ′, both summed), with the fermion spin sums evaluated via Section 2's master formula and the photon polarization sums via Section 5's covariant replacement.</w:t>
+        <w:t>Schematically, (1/2)Σ</w:t>
+      </w:r>
+      <w:r>
+        <w:rPr>
+          <w:vertAlign w:val="subscript"/>
+        </w:rPr>
+        <w:t>(s)</w:t>
+      </w:r>
+      <w:r>
+        <w:t xml:space="preserve"> (1/2)Σ</w:t>
+      </w:r>
+      <w:r>
+        <w:rPr>
+          <w:vertAlign w:val="subscript"/>
+        </w:rPr>
+        <w:t>λ</w:t>
+      </w:r>
+      <w:r>
+        <w:t xml:space="preserve"> Σ</w:t>
+      </w:r>
+      <w:r>
+        <w:rPr>
+          <w:vertAlign w:val="subscript"/>
+        </w:rPr>
+        <w:t>s′</w:t>
+      </w:r>
+      <w:r>
+        <w:t xml:space="preserve"> Σ</w:t>
+      </w:r>
+      <w:r>
+        <w:rPr>
+          <w:vertAlign w:val="subscript"/>
+        </w:rPr>
+        <w:t>λ′</w:t>
+      </w:r>
+      <w:r>
+        <w:t xml:space="preserve"> |ℳ|², with a factor of 1/2 attached to each of the two unmeasured initial degrees of freedom (the initial fermion's spin s and the initial photon's polarization λ, both averaged), and plain, unweighted sums over the two unmeasured final degrees of freedom (the final fermion's spin s′ and the final photon's polarization λ′, both summed), with the fermion spin sums evaluated via Section 2's master formula and the photon polarization sums via Section 5's covariant replacement.</w:t>
       </w:r>
     </w:p>
     <w:p>
@@ -2670,7 +4818,7 @@
         <w:color w:val="5A5A5A"/>
         <w:sz w:val="16"/>
       </w:rPr>
-      <w:t>QED Course   Lesson 52</w:t>
+      <w:t>A QED Course   Lesson 52</w:t>
     </w:r>
   </w:p>
 </w:hdr>
